--- a/电路/作业/实验六 基尔霍夫定律验证实验报告.docx
+++ b/电路/作业/实验六 基尔霍夫定律验证实验报告.docx
@@ -198,7 +198,7 @@
           <w:u w:val="single"/>
           <w:shd w:val="clear" w:color="auto" w:fill="FFFFFF"/>
         </w:rPr>
-        <w:t xml:space="preserve">                    </w:t>
+        <w:t xml:space="preserve">                 </w:t>
       </w:r>
     </w:p>
     <w:p>
@@ -232,7 +232,7 @@
           <w:u w:val="single"/>
           <w:shd w:val="clear" w:color="auto" w:fill="FFFFFF"/>
         </w:rPr>
-        <w:t xml:space="preserve">：        </w:t>
+        <w:t xml:space="preserve">：     </w:t>
       </w:r>
       <w:r>
         <w:rPr>
@@ -255,12 +255,33 @@
           <w:u w:val="single"/>
           <w:shd w:val="clear" w:color="auto" w:fill="FFFFFF"/>
         </w:rPr>
-        <w:t xml:space="preserve">          </w:t>
+        <w:t xml:space="preserve">      </w:t>
       </w:r>
     </w:p>
     <w:p>
       <w:pPr>
         <w:ind w:firstLine="1779" w:firstLineChars="593"/>
+        <w:rPr>
+          <w:rFonts w:hint="default" w:ascii="宋体" w:hAnsi="宋体" w:eastAsia="宋体" w:cs="Arial"/>
+          <w:caps/>
+          <w:sz w:val="30"/>
+          <w:szCs w:val="30"/>
+          <w:u w:val="single"/>
+          <w:shd w:val="clear" w:color="auto" w:fill="FFFFFF"/>
+          <w:lang w:val="en-US" w:eastAsia="zh-CN"/>
+        </w:rPr>
+      </w:pPr>
+      <w:r>
+        <w:rPr>
+          <w:rFonts w:hint="eastAsia" w:ascii="宋体" w:hAnsi="宋体" w:cs="Arial"/>
+          <w:caps/>
+          <w:sz w:val="30"/>
+          <w:szCs w:val="30"/>
+          <w:shd w:val="clear" w:color="auto" w:fill="FFFFFF"/>
+        </w:rPr>
+        <w:t>年    级</w:t>
+      </w:r>
+      <w:r>
         <w:rPr>
           <w:rFonts w:hint="eastAsia" w:ascii="宋体" w:hAnsi="宋体" w:cs="Arial"/>
           <w:caps/>
@@ -269,27 +290,7 @@
           <w:u w:val="single"/>
           <w:shd w:val="clear" w:color="auto" w:fill="FFFFFF"/>
         </w:rPr>
-      </w:pPr>
-      <w:r>
-        <w:rPr>
-          <w:rFonts w:hint="eastAsia" w:ascii="宋体" w:hAnsi="宋体" w:cs="Arial"/>
-          <w:caps/>
-          <w:sz w:val="30"/>
-          <w:szCs w:val="30"/>
-          <w:shd w:val="clear" w:color="auto" w:fill="FFFFFF"/>
-        </w:rPr>
-        <w:t>年    级</w:t>
-      </w:r>
-      <w:r>
-        <w:rPr>
-          <w:rFonts w:hint="eastAsia" w:ascii="宋体" w:hAnsi="宋体" w:cs="Arial"/>
-          <w:caps/>
-          <w:sz w:val="30"/>
-          <w:szCs w:val="30"/>
-          <w:u w:val="single"/>
-          <w:shd w:val="clear" w:color="auto" w:fill="FFFFFF"/>
-        </w:rPr>
-        <w:t xml:space="preserve">：        </w:t>
+        <w:t xml:space="preserve">：     </w:t>
       </w:r>
       <w:r>
         <w:rPr>
@@ -314,40 +315,6 @@
         </w:rPr>
         <w:t xml:space="preserve">                 </w:t>
       </w:r>
-    </w:p>
-    <w:p>
-      <w:pPr>
-        <w:ind w:firstLine="1779" w:firstLineChars="593"/>
-        <w:rPr>
-          <w:rFonts w:hint="eastAsia" w:ascii="宋体" w:hAnsi="宋体" w:cs="Arial"/>
-          <w:caps/>
-          <w:sz w:val="30"/>
-          <w:szCs w:val="30"/>
-          <w:u w:val="single"/>
-          <w:shd w:val="clear" w:color="auto" w:fill="FFFFFF"/>
-        </w:rPr>
-      </w:pPr>
-      <w:r>
-        <w:rPr>
-          <w:rFonts w:hint="eastAsia" w:ascii="宋体" w:hAnsi="宋体" w:cs="Arial"/>
-          <w:caps/>
-          <w:sz w:val="30"/>
-          <w:szCs w:val="30"/>
-          <w:shd w:val="clear" w:color="auto" w:fill="FFFFFF"/>
-        </w:rPr>
-        <w:t>课程名称</w:t>
-      </w:r>
-      <w:r>
-        <w:rPr>
-          <w:rFonts w:hint="eastAsia" w:ascii="宋体" w:hAnsi="宋体" w:cs="Arial"/>
-          <w:caps/>
-          <w:sz w:val="30"/>
-          <w:szCs w:val="30"/>
-          <w:u w:val="single"/>
-          <w:shd w:val="clear" w:color="auto" w:fill="FFFFFF"/>
-        </w:rPr>
-        <w:t xml:space="preserve">：         </w:t>
-      </w:r>
       <w:r>
         <w:rPr>
           <w:rFonts w:hint="eastAsia" w:ascii="宋体" w:hAnsi="宋体" w:cs="Arial"/>
@@ -358,7 +325,7 @@
           <w:shd w:val="clear" w:color="auto" w:fill="FFFFFF"/>
           <w:lang w:val="en-US" w:eastAsia="zh-CN"/>
         </w:rPr>
-        <w:t>电路技术基础</w:t>
+        <w:t xml:space="preserve">  </w:t>
       </w:r>
       <w:r>
         <w:rPr>
@@ -369,12 +336,12 @@
           <w:u w:val="single"/>
           <w:shd w:val="clear" w:color="auto" w:fill="FFFFFF"/>
         </w:rPr>
-        <w:t xml:space="preserve">                </w:t>
-      </w:r>
-    </w:p>
-    <w:p>
-      <w:pPr>
-        <w:ind w:firstLine="1423" w:firstLineChars="593"/>
+        <w:t xml:space="preserve">   </w:t>
+      </w:r>
+    </w:p>
+    <w:p>
+      <w:pPr>
+        <w:ind w:firstLine="1779" w:firstLineChars="593"/>
         <w:rPr>
           <w:rFonts w:hint="eastAsia" w:ascii="宋体" w:hAnsi="宋体" w:cs="Arial"/>
           <w:caps/>
@@ -386,37 +353,52 @@
       </w:pPr>
       <w:r>
         <w:rPr>
-          <w:rFonts w:ascii="宋体" w:hAnsi="宋体" w:eastAsia="宋体"/>
-          <w:b w:val="0"/>
-          <w:sz w:val="24"/>
-        </w:rPr>
-        <w:t>实验名称：基尔霍夫定律的验证</w:t>
-      </w:r>
-    </w:p>
-    <w:p>
-      <w:pPr>
-        <w:ind w:firstLine="1423" w:firstLineChars="593"/>
-        <w:rPr>
-          <w:rFonts w:ascii="宋体" w:hAnsi="宋体" w:cs="Arial"/>
+          <w:rFonts w:hint="eastAsia" w:ascii="宋体" w:hAnsi="宋体" w:cs="Arial"/>
+          <w:caps/>
+          <w:sz w:val="30"/>
+          <w:szCs w:val="30"/>
+          <w:shd w:val="clear" w:color="auto" w:fill="FFFFFF"/>
+        </w:rPr>
+        <w:t>课程名称</w:t>
+      </w:r>
+      <w:r>
+        <w:rPr>
+          <w:rFonts w:hint="eastAsia" w:ascii="宋体" w:hAnsi="宋体" w:cs="Arial"/>
           <w:caps/>
           <w:sz w:val="30"/>
           <w:szCs w:val="30"/>
           <w:u w:val="single"/>
           <w:shd w:val="clear" w:color="auto" w:fill="FFFFFF"/>
         </w:rPr>
-      </w:pPr>
-      <w:r>
-        <w:rPr>
-          <w:rFonts w:ascii="宋体" w:hAnsi="宋体" w:eastAsia="宋体"/>
-          <w:b w:val="0"/>
-          <w:sz w:val="24"/>
-        </w:rPr>
-        <w:t>实验日期：________________</w:t>
-      </w:r>
-    </w:p>
-    <w:p>
-      <w:pPr>
-        <w:ind w:firstLine="1423" w:firstLineChars="593"/>
+        <w:t xml:space="preserve">：     </w:t>
+      </w:r>
+      <w:r>
+        <w:rPr>
+          <w:rFonts w:hint="eastAsia" w:ascii="宋体" w:hAnsi="宋体" w:cs="Arial"/>
+          <w:caps/>
+          <w:sz w:val="30"/>
+          <w:szCs w:val="30"/>
+          <w:u w:val="single"/>
+          <w:shd w:val="clear" w:color="auto" w:fill="FFFFFF"/>
+          <w:lang w:val="en-US" w:eastAsia="zh-CN"/>
+        </w:rPr>
+        <w:t>电路技术基础</w:t>
+      </w:r>
+      <w:r>
+        <w:rPr>
+          <w:rFonts w:hint="eastAsia" w:ascii="宋体" w:hAnsi="宋体" w:cs="Arial"/>
+          <w:caps/>
+          <w:sz w:val="30"/>
+          <w:szCs w:val="30"/>
+          <w:u w:val="single"/>
+          <w:shd w:val="clear" w:color="auto" w:fill="FFFFFF"/>
+        </w:rPr>
+        <w:t xml:space="preserve">              </w:t>
+      </w:r>
+    </w:p>
+    <w:p>
+      <w:pPr>
+        <w:ind w:firstLine="1779" w:firstLineChars="593"/>
         <w:rPr>
           <w:rFonts w:hint="default" w:ascii="宋体" w:hAnsi="宋体" w:eastAsia="宋体" w:cs="Arial"/>
           <w:caps/>
@@ -431,22 +413,12 @@
         <w:rPr>
           <w:rFonts w:ascii="宋体" w:hAnsi="宋体" w:eastAsia="宋体"/>
           <w:b w:val="0"/>
-          <w:sz w:val="24"/>
-        </w:rPr>
-        <w:t>指导教师：</w:t>
-      </w:r>
-      <w:r>
-        <w:rPr>
-          <w:rFonts w:hint="eastAsia" w:ascii="宋体" w:hAnsi="宋体"/>
-          <w:b w:val="0"/>
-          <w:sz w:val="24"/>
-          <w:lang w:val="en-US" w:eastAsia="zh-CN"/>
-        </w:rPr>
-        <w:t>chatgpt，gemini，deepseek</w:t>
-      </w:r>
-    </w:p>
-    <w:p>
-      <w:pPr>
+          <w:sz w:val="30"/>
+          <w:szCs w:val="30"/>
+        </w:rPr>
+        <w:t>实验名称：</w:t>
+      </w:r>
+      <w:r>
         <w:rPr>
           <w:rFonts w:hint="eastAsia" w:ascii="宋体" w:hAnsi="宋体" w:cs="Arial"/>
           <w:caps/>
@@ -455,6 +427,149 @@
           <w:u w:val="single"/>
           <w:shd w:val="clear" w:color="auto" w:fill="FFFFFF"/>
         </w:rPr>
+        <w:t xml:space="preserve">    </w:t>
+      </w:r>
+      <w:r>
+        <w:rPr>
+          <w:rFonts w:ascii="宋体" w:hAnsi="宋体" w:eastAsia="宋体"/>
+          <w:b w:val="0"/>
+          <w:sz w:val="30"/>
+          <w:szCs w:val="30"/>
+          <w:u w:val="single"/>
+        </w:rPr>
+        <w:t>实验</w:t>
+      </w:r>
+      <w:r>
+        <w:rPr>
+          <w:rFonts w:hint="eastAsia" w:ascii="宋体" w:hAnsi="宋体"/>
+          <w:b w:val="0"/>
+          <w:sz w:val="30"/>
+          <w:szCs w:val="30"/>
+          <w:u w:val="single"/>
+          <w:lang w:val="en-US" w:eastAsia="zh-CN"/>
+        </w:rPr>
+        <w:t>六</w:t>
+      </w:r>
+      <w:r>
+        <w:rPr>
+          <w:rFonts w:ascii="宋体" w:hAnsi="宋体" w:eastAsia="宋体"/>
+          <w:b w:val="0"/>
+          <w:sz w:val="30"/>
+          <w:szCs w:val="30"/>
+          <w:u w:val="single"/>
+        </w:rPr>
+        <w:t xml:space="preserve"> </w:t>
+      </w:r>
+      <w:r>
+        <w:rPr>
+          <w:rFonts w:hint="eastAsia" w:ascii="宋体" w:hAnsi="宋体"/>
+          <w:b w:val="0"/>
+          <w:sz w:val="30"/>
+          <w:szCs w:val="30"/>
+          <w:u w:val="single"/>
+          <w:lang w:val="en-US" w:eastAsia="zh-CN"/>
+        </w:rPr>
+        <w:t xml:space="preserve">  基尔霍夫定律的验证</w:t>
+      </w:r>
+    </w:p>
+    <w:p>
+      <w:pPr>
+        <w:ind w:firstLine="1779" w:firstLineChars="593"/>
+        <w:rPr>
+          <w:rFonts w:hint="default" w:ascii="宋体" w:hAnsi="宋体" w:eastAsia="宋体" w:cs="Arial"/>
+          <w:caps/>
+          <w:sz w:val="30"/>
+          <w:szCs w:val="30"/>
+          <w:u w:val="single"/>
+          <w:shd w:val="clear" w:color="auto" w:fill="FFFFFF"/>
+          <w:lang w:val="en-US" w:eastAsia="zh-CN"/>
+        </w:rPr>
+      </w:pPr>
+      <w:r>
+        <w:rPr>
+          <w:rFonts w:ascii="宋体" w:hAnsi="宋体" w:eastAsia="宋体"/>
+          <w:b w:val="0"/>
+          <w:sz w:val="30"/>
+          <w:szCs w:val="30"/>
+        </w:rPr>
+        <w:t>实验日期：_____________</w:t>
+      </w:r>
+      <w:r>
+        <w:rPr>
+          <w:rFonts w:hint="eastAsia" w:ascii="宋体" w:hAnsi="宋体"/>
+          <w:b w:val="0"/>
+          <w:sz w:val="30"/>
+          <w:szCs w:val="30"/>
+          <w:u w:val="single"/>
+          <w:lang w:val="en-US" w:eastAsia="zh-CN"/>
+        </w:rPr>
+        <w:t>9.11</w:t>
+      </w:r>
+      <w:r>
+        <w:rPr>
+          <w:rFonts w:ascii="宋体" w:hAnsi="宋体" w:eastAsia="宋体"/>
+          <w:b w:val="0"/>
+          <w:sz w:val="30"/>
+          <w:szCs w:val="30"/>
+        </w:rPr>
+        <w:t>_</w:t>
+      </w:r>
+      <w:r>
+        <w:rPr>
+          <w:rFonts w:hint="eastAsia" w:ascii="宋体" w:hAnsi="宋体" w:cs="Arial"/>
+          <w:caps/>
+          <w:sz w:val="30"/>
+          <w:szCs w:val="30"/>
+          <w:u w:val="single"/>
+          <w:shd w:val="clear" w:color="auto" w:fill="FFFFFF"/>
+        </w:rPr>
+        <w:t xml:space="preserve">             </w:t>
+      </w:r>
+    </w:p>
+    <w:p>
+      <w:pPr>
+        <w:ind w:firstLine="1779" w:firstLineChars="593"/>
+        <w:rPr>
+          <w:rFonts w:hint="default" w:ascii="宋体" w:hAnsi="宋体" w:eastAsia="宋体" w:cs="Arial"/>
+          <w:caps/>
+          <w:sz w:val="30"/>
+          <w:szCs w:val="30"/>
+          <w:u w:val="single"/>
+          <w:shd w:val="clear" w:color="auto" w:fill="FFFFFF"/>
+          <w:lang w:val="en-US" w:eastAsia="zh-CN"/>
+        </w:rPr>
+      </w:pPr>
+      <w:r>
+        <w:rPr>
+          <w:rFonts w:ascii="宋体" w:hAnsi="宋体" w:eastAsia="宋体"/>
+          <w:b w:val="0"/>
+          <w:sz w:val="30"/>
+          <w:szCs w:val="30"/>
+        </w:rPr>
+        <w:t>指导教师：</w:t>
+      </w:r>
+      <w:r>
+        <w:rPr>
+          <w:rFonts w:hint="eastAsia" w:ascii="宋体" w:hAnsi="宋体"/>
+          <w:b w:val="0"/>
+          <w:sz w:val="30"/>
+          <w:szCs w:val="30"/>
+          <w:u w:val="single"/>
+          <w:lang w:val="en-US" w:eastAsia="zh-CN"/>
+        </w:rPr>
+        <w:t xml:space="preserve">王丹，路洋                     </w:t>
+      </w:r>
+    </w:p>
+    <w:p>
+      <w:pPr>
+        <w:rPr>
+          <w:rFonts w:hint="eastAsia" w:ascii="宋体" w:hAnsi="宋体" w:cs="Arial"/>
+          <w:caps/>
+          <w:sz w:val="30"/>
+          <w:szCs w:val="30"/>
+          <w:u w:val="single"/>
+          <w:shd w:val="clear" w:color="auto" w:fill="FFFFFF"/>
+        </w:rPr>
       </w:pPr>
     </w:p>
     <w:p>
@@ -478,6 +593,8 @@
         </w:rPr>
         <w:t xml:space="preserve">                                 </w:t>
       </w:r>
+      <w:bookmarkStart w:id="0" w:name="_GoBack"/>
+      <w:bookmarkEnd w:id="0"/>
     </w:p>
     <w:p>
       <w:r>
@@ -1164,8 +1281,6 @@
         </w:rPr>
         <w:t>。</w:t>
       </w:r>
-      <w:bookmarkStart w:id="0" w:name="_GoBack"/>
-      <w:bookmarkEnd w:id="0"/>
     </w:p>
     <w:p>
       <w:pPr>
@@ -1544,12 +1659,6 @@
             <w:insideH w:val="single" w:color="808080" w:sz="6" w:space="0"/>
             <w:insideV w:val="single" w:color="808080" w:sz="6" w:space="0"/>
           </w:tblBorders>
-          <w:tblCellMar>
-            <w:top w:w="0" w:type="dxa"/>
-            <w:left w:w="108" w:type="dxa"/>
-            <w:bottom w:w="0" w:type="dxa"/>
-            <w:right w:w="108" w:type="dxa"/>
-          </w:tblCellMar>
         </w:tblPrEx>
         <w:trPr>
           <w:jc w:val="center"/>
@@ -3085,7 +3194,7 @@
     <w:lsdException w:uiPriority="99" w:name="HTML Sample"/>
     <w:lsdException w:uiPriority="99" w:name="HTML Typewriter"/>
     <w:lsdException w:uiPriority="99" w:name="HTML Variable"/>
-    <w:lsdException w:uiPriority="99" w:name="Normal Table"/>
+    <w:lsdException w:qFormat="1" w:uiPriority="99" w:name="Normal Table"/>
     <w:lsdException w:uiPriority="99" w:name="annotation subject"/>
     <w:lsdException w:uiPriority="99" w:name="Table Simple 1"/>
     <w:lsdException w:uiPriority="99" w:name="Table Simple 2"/>
@@ -3500,6 +3609,7 @@
     <w:name w:val="Normal Table"/>
     <w:semiHidden/>
     <w:unhideWhenUsed/>
+    <w:qFormat/>
     <w:uiPriority w:val="99"/>
     <w:tblPr>
       <w:tblCellMar>
@@ -3563,6 +3673,7 @@
     <w:name w:val="标题 1 字符"/>
     <w:basedOn w:val="14"/>
     <w:link w:val="2"/>
+    <w:qFormat/>
     <w:uiPriority w:val="9"/>
     <w:rPr>
       <w:rFonts w:asciiTheme="majorHAnsi" w:hAnsiTheme="majorHAnsi" w:eastAsiaTheme="majorEastAsia" w:cstheme="majorBidi"/>
@@ -3590,6 +3701,7 @@
     <w:basedOn w:val="14"/>
     <w:link w:val="4"/>
     <w:semiHidden/>
+    <w:qFormat/>
     <w:uiPriority w:val="9"/>
     <w:rPr>
       <w:rFonts w:asciiTheme="majorHAnsi" w:hAnsiTheme="majorHAnsi" w:eastAsiaTheme="majorEastAsia" w:cstheme="majorBidi"/>
@@ -3603,6 +3715,7 @@
     <w:basedOn w:val="14"/>
     <w:link w:val="5"/>
     <w:semiHidden/>
+    <w:qFormat/>
     <w:uiPriority w:val="9"/>
     <w:rPr>
       <w:rFonts w:cstheme="majorBidi"/>
@@ -3616,6 +3729,7 @@
     <w:basedOn w:val="14"/>
     <w:link w:val="6"/>
     <w:semiHidden/>
+    <w:qFormat/>
     <w:uiPriority w:val="9"/>
     <w:rPr>
       <w:rFonts w:cstheme="majorBidi"/>
@@ -3628,6 +3742,7 @@
     <w:basedOn w:val="14"/>
     <w:link w:val="7"/>
     <w:semiHidden/>
+    <w:qFormat/>
     <w:uiPriority w:val="9"/>
     <w:rPr>
       <w:rFonts w:cstheme="majorBidi"/>
@@ -3641,6 +3756,7 @@
     <w:basedOn w:val="14"/>
     <w:link w:val="8"/>
     <w:semiHidden/>
+    <w:qFormat/>
     <w:uiPriority w:val="9"/>
     <w:rPr>
       <w:rFonts w:cstheme="majorBidi"/>
